--- a/PROTO-001_UART_Command_Protocol_Specification.docx
+++ b/PROTO-001_UART_Command_Protocol_Specification.docx
@@ -264,7 +264,7 @@
                 <w:sz w:val="20"/>
                 <w:szCs w:val="20"/>
               </w:rPr>
-              <w:t xml:space="preserve">1.0</w:t>
+              <w:t xml:space="preserve">1.1</w:t>
             </w:r>
           </w:p>
         </w:tc>
@@ -329,7 +329,7 @@
                 <w:sz w:val="20"/>
                 <w:szCs w:val="20"/>
               </w:rPr>
-              <w:t xml:space="preserve">May 2026</w:t>
+              <w:t xml:space="preserve">May 2026 (Rev 1.1: May 2026)</w:t>
             </w:r>
           </w:p>
         </w:tc>
@@ -473,6 +473,324 @@
         <w:t xml:space="preserve"/>
       </w:r>
     </w:p>
+    <w:p>
+      <w:pPr>
+        <w:spacing w:after="40" w:before="40"/>
+      </w:pPr>
+      <w:r>
+        <w:t xml:space="preserve"/>
+      </w:r>
+    </w:p>
+    <w:p>
+      <w:pPr>
+        <w:pStyle w:val="Heading2"/>
+        <w:spacing w:after="120" w:before="240"/>
+      </w:pPr>
+      <w:r>
+        <w:rPr>
+          <w:rFonts w:ascii="Arial" w:cs="Arial" w:eastAsia="Arial" w:hAnsi="Arial"/>
+          <w:b/>
+          <w:bCs/>
+          <w:sz w:val="26"/>
+          <w:szCs w:val="26"/>
+        </w:rPr>
+        <w:t xml:space="preserve">Revision History</w:t>
+      </w:r>
+    </w:p>
+    <w:tbl>
+      <w:tblPr>
+        <w:tblW w:type="dxa" w:w="9360"/>
+        <w:tblBorders>
+          <w:top w:val="single" w:color="auto" w:sz="4"/>
+          <w:left w:val="single" w:color="auto" w:sz="4"/>
+          <w:bottom w:val="single" w:color="auto" w:sz="4"/>
+          <w:right w:val="single" w:color="auto" w:sz="4"/>
+          <w:insideH w:val="single" w:color="auto" w:sz="4"/>
+          <w:insideV w:val="single" w:color="auto" w:sz="4"/>
+        </w:tblBorders>
+      </w:tblPr>
+      <w:tblGrid>
+        <w:gridCol w:w="1000"/>
+        <w:gridCol w:w="1400"/>
+        <w:gridCol w:w="6960"/>
+      </w:tblGrid>
+      <w:tr>
+        <w:trPr>
+          <w:tblHeader/>
+        </w:trPr>
+        <w:tc>
+          <w:tcPr>
+            <w:tcBorders>
+              <w:top w:val="single" w:color="AAAAAA" w:sz="1"/>
+              <w:left w:val="single" w:color="AAAAAA" w:sz="1"/>
+              <w:bottom w:val="single" w:color="AAAAAA" w:sz="1"/>
+              <w:right w:val="single" w:color="AAAAAA" w:sz="1"/>
+            </w:tcBorders>
+            <w:shd w:fill="2E5FA3" w:val="clear"/>
+            <w:tcMar>
+              <w:top w:type="dxa" w:w="80"/>
+              <w:left w:type="dxa" w:w="120"/>
+              <w:bottom w:type="dxa" w:w="80"/>
+              <w:right w:type="dxa" w:w="120"/>
+            </w:tcMar>
+          </w:tcPr>
+          <w:p>
+            <w:r>
+              <w:rPr>
+                <w:rFonts w:ascii="Arial" w:cs="Arial" w:hAnsi="Arial"/>
+                <w:b/>
+                <w:color w:val="FFFFFF"/>
+                <w:sz w:val="20"/>
+                <w:szCs w:val="20"/>
+              </w:rPr>
+              <w:t>Rev</w:t>
+            </w:r>
+          </w:p>
+        </w:tc>
+        <w:tc>
+          <w:tcPr>
+            <w:tcBorders>
+              <w:top w:val="single" w:color="AAAAAA" w:sz="1"/>
+              <w:left w:val="single" w:color="AAAAAA" w:sz="1"/>
+              <w:bottom w:val="single" w:color="AAAAAA" w:sz="1"/>
+              <w:right w:val="single" w:color="AAAAAA" w:sz="1"/>
+            </w:tcBorders>
+            <w:shd w:fill="2E5FA3" w:val="clear"/>
+            <w:tcMar>
+              <w:top w:type="dxa" w:w="80"/>
+              <w:left w:type="dxa" w:w="120"/>
+              <w:bottom w:type="dxa" w:w="80"/>
+              <w:right w:type="dxa" w:w="120"/>
+            </w:tcMar>
+          </w:tcPr>
+          <w:p>
+            <w:r>
+              <w:rPr>
+                <w:rFonts w:ascii="Arial" w:cs="Arial" w:hAnsi="Arial"/>
+                <w:b/>
+                <w:color w:val="FFFFFF"/>
+                <w:sz w:val="20"/>
+                <w:szCs w:val="20"/>
+              </w:rPr>
+              <w:t>Date</w:t>
+            </w:r>
+          </w:p>
+        </w:tc>
+        <w:tc>
+          <w:tcPr>
+            <w:tcBorders>
+              <w:top w:val="single" w:color="AAAAAA" w:sz="1"/>
+              <w:left w:val="single" w:color="AAAAAA" w:sz="1"/>
+              <w:bottom w:val="single" w:color="AAAAAA" w:sz="1"/>
+              <w:right w:val="single" w:color="AAAAAA" w:sz="1"/>
+            </w:tcBorders>
+            <w:shd w:fill="2E5FA3" w:val="clear"/>
+            <w:tcMar>
+              <w:top w:type="dxa" w:w="80"/>
+              <w:left w:type="dxa" w:w="120"/>
+              <w:bottom w:type="dxa" w:w="80"/>
+              <w:right w:type="dxa" w:w="120"/>
+            </w:tcMar>
+          </w:tcPr>
+          <w:p>
+            <w:r>
+              <w:rPr>
+                <w:rFonts w:ascii="Arial" w:cs="Arial" w:hAnsi="Arial"/>
+                <w:b/>
+                <w:color w:val="FFFFFF"/>
+                <w:sz w:val="20"/>
+                <w:szCs w:val="20"/>
+              </w:rPr>
+              <w:t>Changes</w:t>
+            </w:r>
+          </w:p>
+        </w:tc>
+      </w:tr>
+      <w:tr>
+        <w:trPr>
+          <w:tblHeader w:val="false"/>
+        </w:trPr>
+        <w:tc>
+          <w:tcPr>
+            <w:tcBorders>
+              <w:top w:val="single" w:color="CCCCCC" w:sz="1"/>
+              <w:left w:val="single" w:color="CCCCCC" w:sz="1"/>
+              <w:bottom w:val="single" w:color="CCCCCC" w:sz="1"/>
+              <w:right w:val="single" w:color="CCCCCC" w:sz="1"/>
+            </w:tcBorders>
+            <w:shd w:fill="FFFFFF" w:val="clear"/>
+            <w:tcMar>
+              <w:top w:type="dxa" w:w="80"/>
+              <w:left w:type="dxa" w:w="120"/>
+              <w:bottom w:type="dxa" w:w="80"/>
+              <w:right w:type="dxa" w:w="120"/>
+            </w:tcMar>
+          </w:tcPr>
+          <w:p>
+            <w:r>
+              <w:rPr>
+                <w:rFonts w:ascii="Arial" w:cs="Arial" w:hAnsi="Arial"/>
+                <w:b w:val="false"/>
+                <w:color w:val="000000"/>
+                <w:sz w:val="20"/>
+                <w:szCs w:val="20"/>
+              </w:rPr>
+              <w:t>1.0</w:t>
+            </w:r>
+          </w:p>
+        </w:tc>
+        <w:tc>
+          <w:tcPr>
+            <w:tcBorders>
+              <w:top w:val="single" w:color="CCCCCC" w:sz="1"/>
+              <w:left w:val="single" w:color="CCCCCC" w:sz="1"/>
+              <w:bottom w:val="single" w:color="CCCCCC" w:sz="1"/>
+              <w:right w:val="single" w:color="CCCCCC" w:sz="1"/>
+            </w:tcBorders>
+            <w:shd w:fill="FFFFFF" w:val="clear"/>
+            <w:tcMar>
+              <w:top w:type="dxa" w:w="80"/>
+              <w:left w:type="dxa" w:w="120"/>
+              <w:bottom w:type="dxa" w:w="80"/>
+              <w:right w:type="dxa" w:w="120"/>
+            </w:tcMar>
+          </w:tcPr>
+          <w:p>
+            <w:r>
+              <w:rPr>
+                <w:rFonts w:ascii="Arial" w:cs="Arial" w:hAnsi="Arial"/>
+                <w:b w:val="false"/>
+                <w:color w:val="000000"/>
+                <w:sz w:val="20"/>
+                <w:szCs w:val="20"/>
+              </w:rPr>
+              <w:t>May 2026</w:t>
+            </w:r>
+          </w:p>
+        </w:tc>
+        <w:tc>
+          <w:tcPr>
+            <w:tcBorders>
+              <w:top w:val="single" w:color="CCCCCC" w:sz="1"/>
+              <w:left w:val="single" w:color="CCCCCC" w:sz="1"/>
+              <w:bottom w:val="single" w:color="CCCCCC" w:sz="1"/>
+              <w:right w:val="single" w:color="CCCCCC" w:sz="1"/>
+            </w:tcBorders>
+            <w:shd w:fill="FFFFFF" w:val="clear"/>
+            <w:tcMar>
+              <w:top w:type="dxa" w:w="80"/>
+              <w:left w:type="dxa" w:w="120"/>
+              <w:bottom w:type="dxa" w:w="80"/>
+              <w:right w:type="dxa" w:w="120"/>
+            </w:tcMar>
+          </w:tcPr>
+          <w:p>
+            <w:r>
+              <w:rPr>
+                <w:rFonts w:ascii="Arial" w:cs="Arial" w:hAnsi="Arial"/>
+                <w:b w:val="false"/>
+                <w:color w:val="000000"/>
+                <w:sz w:val="20"/>
+                <w:szCs w:val="20"/>
+              </w:rPr>
+              <w:t>Initial release. Full command specification, packet format, error codes, timing, implementation notes, and open issues.</w:t>
+            </w:r>
+          </w:p>
+        </w:tc>
+      </w:tr>
+      <w:tr>
+        <w:trPr>
+          <w:tblHeader w:val="false"/>
+        </w:trPr>
+        <w:tc>
+          <w:tcPr>
+            <w:tcBorders>
+              <w:top w:val="single" w:color="CCCCCC" w:sz="1"/>
+              <w:left w:val="single" w:color="CCCCCC" w:sz="1"/>
+              <w:bottom w:val="single" w:color="CCCCCC" w:sz="1"/>
+              <w:right w:val="single" w:color="CCCCCC" w:sz="1"/>
+            </w:tcBorders>
+            <w:shd w:fill="FFFFFF" w:val="clear"/>
+            <w:tcMar>
+              <w:top w:type="dxa" w:w="80"/>
+              <w:left w:type="dxa" w:w="120"/>
+              <w:bottom w:type="dxa" w:w="80"/>
+              <w:right w:type="dxa" w:w="120"/>
+            </w:tcMar>
+          </w:tcPr>
+          <w:p>
+            <w:r>
+              <w:rPr>
+                <w:rFonts w:ascii="Arial" w:cs="Arial" w:hAnsi="Arial"/>
+                <w:b w:val="false"/>
+                <w:color w:val="000000"/>
+                <w:sz w:val="20"/>
+                <w:szCs w:val="20"/>
+              </w:rPr>
+              <w:t>1.1</w:t>
+            </w:r>
+          </w:p>
+        </w:tc>
+        <w:tc>
+          <w:tcPr>
+            <w:tcBorders>
+              <w:top w:val="single" w:color="CCCCCC" w:sz="1"/>
+              <w:left w:val="single" w:color="CCCCCC" w:sz="1"/>
+              <w:bottom w:val="single" w:color="CCCCCC" w:sz="1"/>
+              <w:right w:val="single" w:color="CCCCCC" w:sz="1"/>
+            </w:tcBorders>
+            <w:shd w:fill="FFFFFF" w:val="clear"/>
+            <w:tcMar>
+              <w:top w:type="dxa" w:w="80"/>
+              <w:left w:type="dxa" w:w="120"/>
+              <w:bottom w:type="dxa" w:w="80"/>
+              <w:right w:type="dxa" w:w="120"/>
+            </w:tcMar>
+          </w:tcPr>
+          <w:p>
+            <w:r>
+              <w:rPr>
+                <w:rFonts w:ascii="Arial" w:cs="Arial" w:hAnsi="Arial"/>
+                <w:b w:val="false"/>
+                <w:color w:val="000000"/>
+                <w:sz w:val="20"/>
+                <w:szCs w:val="20"/>
+              </w:rPr>
+              <w:t>May 2026</w:t>
+            </w:r>
+          </w:p>
+        </w:tc>
+        <w:tc>
+          <w:tcPr>
+            <w:tcBorders>
+              <w:top w:val="single" w:color="CCCCCC" w:sz="1"/>
+              <w:left w:val="single" w:color="CCCCCC" w:sz="1"/>
+              <w:bottom w:val="single" w:color="CCCCCC" w:sz="1"/>
+              <w:right w:val="single" w:color="CCCCCC" w:sz="1"/>
+            </w:tcBorders>
+            <w:shd w:fill="FFFFFF" w:val="clear"/>
+            <w:tcMar>
+              <w:top w:type="dxa" w:w="80"/>
+              <w:left w:type="dxa" w:w="120"/>
+              <w:bottom w:type="dxa" w:w="80"/>
+              <w:right w:type="dxa" w:w="120"/>
+            </w:tcMar>
+          </w:tcPr>
+          <w:p>
+            <w:r>
+              <w:rPr>
+                <w:rFonts w:ascii="Arial" w:cs="Arial" w:hAnsi="Arial"/>
+                <w:b w:val="false"/>
+                <w:color w:val="000000"/>
+                <w:sz w:val="20"/>
+                <w:szCs w:val="20"/>
+              </w:rPr>
+              <w:t xml:space="preserve">Documented V2 single-shared-UART hardware constraint and V3 dedicated-trace requirement (per ESP-6 + STM-RX1 session, commit 9d3c72e). Added: Section 2.1 ESP32 pin notes; Section 2.3 Known Hardware Limitations — MPU V2; Section 2.4 V3 Hardware Requirement; Open Issue #1 marked RESOLVED (parser implemented); new Open Issue #1a (V2 contention, resolved by V3).</w:t>
+            </w:r>
+          </w:p>
+        </w:tc>
+      </w:tr>
+    </w:tbl>
     <w:p>
       <w:pPr>
         <w:spacing w:after="40" w:before="40"/>
@@ -1335,7 +1653,7 @@
                 <w:sz w:val="20"/>
                 <w:szCs w:val="20"/>
               </w:rPr>
-              <w:t xml:space="preserve">Connects to ESP32 RX</w:t>
+              <w:t xml:space="preserve">Connects to ESP32 GPIO3 (UART0 RXD) — shared with console/FT232RL on V2</w:t>
             </w:r>
           </w:p>
         </w:tc>
@@ -1430,7 +1748,7 @@
                 <w:sz w:val="20"/>
                 <w:szCs w:val="20"/>
               </w:rPr>
-              <w:t xml:space="preserve">Connects to ESP32 TX</w:t>
+              <w:t xml:space="preserve">Connects to ESP32 GPIO1 (UART0 TXD) — shared with console/FT232RL on V2</w:t>
             </w:r>
           </w:p>
         </w:tc>
@@ -1566,6 +1884,289 @@
           <w:szCs w:val="22"/>
         </w:rPr>
         <w:t xml:space="preserve">On power-up, the STM32 enables ESP32 module power via the BOARD_EN GPIO. After a boot delay, the ESP32 reads its MAC address and transmits it to the STM32 over UART. The STM32 uses the MAC as the device serial number and stores it in BIOS flash. The STM32 then sends the device role (Master / Slave / Echo Node) to the ESP32 based on the BIOS role field. This handshake must complete before either device enters operational mode.</w:t>
+      </w:r>
+    </w:p>
+    <w:p>
+      <w:pPr>
+        <w:spacing w:after="40" w:before="40"/>
+      </w:pPr>
+      <w:r>
+        <w:t xml:space="preserve"/>
+      </w:r>
+    </w:p>
+    <w:p>
+      <w:pPr>
+        <w:pStyle w:val="Heading2"/>
+        <w:spacing w:after="120" w:before="240"/>
+      </w:pPr>
+      <w:r>
+        <w:rPr>
+          <w:rFonts w:ascii="Arial" w:cs="Arial" w:eastAsia="Arial" w:hAnsi="Arial"/>
+          <w:b/>
+          <w:bCs/>
+          <w:sz w:val="26"/>
+          <w:szCs w:val="26"/>
+        </w:rPr>
+        <w:t xml:space="preserve">2.3 Known Hardware Limitations — MPU V2</w:t>
+      </w:r>
+    </w:p>
+    <w:p>
+      <w:pPr>
+        <w:spacing w:after="80" w:before="80"/>
+      </w:pPr>
+      <w:r>
+        <w:rPr>
+          <w:rFonts w:ascii="Arial" w:cs="Arial" w:eastAsia="Arial" w:hAnsi="Arial"/>
+          <w:sz w:val="22"/>
+          <w:szCs w:val="22"/>
+        </w:rPr>
+        <w:t xml:space="preserve">The following hardware constraints were confirmed during the ESP-6 + STM-RX1 firmware session (commit 9d3c72e). They apply specifically to the MPU V2 board and are not firmware defects.</w:t>
+      </w:r>
+    </w:p>
+    <w:p>
+      <w:pPr>
+        <w:spacing w:after="60" w:before="60"/>
+      </w:pPr>
+      <w:r>
+        <w:rPr>
+          <w:rFonts w:ascii="Arial" w:cs="Arial" w:eastAsia="Arial" w:hAnsi="Arial"/>
+          <w:b/>
+          <w:sz w:val="22"/>
+          <w:szCs w:val="22"/>
+        </w:rPr>
+        <w:t xml:space="preserve">Single shared UART bus.</w:t>
+      </w:r>
+      <w:r>
+        <w:rPr>
+          <w:rFonts w:ascii="Arial" w:cs="Arial" w:eastAsia="Arial" w:hAnsi="Arial"/>
+          <w:sz w:val="22"/>
+          <w:szCs w:val="22"/>
+        </w:rPr>
+        <w:t xml:space="preserve"> The MPU V2 board has only one UART link between the ESP32 and the STM32. The schematic (LLU_MidPower_V2.01.01) labels STM32 PA2 as WROOM_Tx_1 and STM32 PA3 as WROOM_Rx_1. These nets connect to the ESP32’s UART0 pins: GPIO1 (U0TXD) and GPIO3 (U0RXD).</w:t>
+      </w:r>
+    </w:p>
+    <w:p>
+      <w:pPr>
+        <w:spacing w:after="60" w:before="60"/>
+      </w:pPr>
+      <w:r>
+        <w:rPr>
+          <w:rFonts w:ascii="Arial" w:cs="Arial" w:eastAsia="Arial" w:hAnsi="Arial"/>
+          <w:b/>
+          <w:sz w:val="22"/>
+          <w:szCs w:val="22"/>
+        </w:rPr>
+        <w:t xml:space="preserve">Shared console traffic.</w:t>
+      </w:r>
+      <w:r>
+        <w:rPr>
+          <w:rFonts w:ascii="Arial" w:cs="Arial" w:eastAsia="Arial" w:hAnsi="Arial"/>
+          <w:sz w:val="22"/>
+          <w:szCs w:val="22"/>
+        </w:rPr>
+        <w:t xml:space="preserve"> The ESP32’s UART0 is also the console UART. The same two physical wires (ESP32 GPIO1/GPIO3, STM32 PA2/PA3) carry: the FT232RL programming/console traffic, the ESP32’s log output, and the intended ESP32–STM32 PROTO-001 traffic. Three consumers on two wires.</w:t>
+      </w:r>
+    </w:p>
+    <w:p>
+      <w:pPr>
+        <w:spacing w:after="60" w:before="60"/>
+      </w:pPr>
+      <w:r>
+        <w:rPr>
+          <w:rFonts w:ascii="Arial" w:cs="Arial" w:eastAsia="Arial" w:hAnsi="Arial"/>
+          <w:b/>
+          <w:sz w:val="22"/>
+          <w:szCs w:val="22"/>
+        </w:rPr>
+        <w:t xml:space="preserve">ESP32→STM32 command direction: verified working.</w:t>
+      </w:r>
+      <w:r>
+        <w:rPr>
+          <w:rFonts w:ascii="Arial" w:cs="Arial" w:eastAsia="Arial" w:hAnsi="Arial"/>
+          <w:sz w:val="22"/>
+          <w:szCs w:val="22"/>
+        </w:rPr>
+        <w:t xml:space="preserve"> Hardware-verified by OpenOCD memory reads: EBRT:300 set u16_GlobalBrightMax to 300; EMOD:1 set u8_StateMaschine to 50 (SM_MODE_STROBOSCOPE); ERED:1000 produced a visible red LED brightness increase. The STM32 PROTO-001 parser is complete and functioning.</w:t>
+      </w:r>
+    </w:p>
+    <w:p>
+      <w:pPr>
+        <w:spacing w:after="60" w:before="60"/>
+      </w:pPr>
+      <w:r>
+        <w:rPr>
+          <w:rFonts w:ascii="Arial" w:cs="Arial" w:eastAsia="Arial" w:hAnsi="Arial"/>
+          <w:b/>
+          <w:sz w:val="22"/>
+          <w:szCs w:val="22"/>
+        </w:rPr>
+        <w:t xml:space="preserve">STM32→ESP32 status direction: firmware correct, not observable on V2.</w:t>
+      </w:r>
+      <w:r>
+        <w:rPr>
+          <w:rFonts w:ascii="Arial" w:cs="Arial" w:eastAsia="Arial" w:hAnsi="Arial"/>
+          <w:sz w:val="22"/>
+          <w:szCs w:val="22"/>
+        </w:rPr>
+        <w:t xml:space="preserve"> The STM32 emits SHBT:1 every 5 seconds (confirmed by last_hbt variable incrementing in STM32 memory under OpenOCD). However, those bytes collide on the shared wire with the ESP32’s own console output and idle line state, producing garbled output at the minicom end. The firmware on both sides is correct; the limitation is physical.</w:t>
+      </w:r>
+    </w:p>
+    <w:p>
+      <w:pPr>
+        <w:spacing w:after="60" w:before="60"/>
+      </w:pPr>
+      <w:r>
+        <w:rPr>
+          <w:rFonts w:ascii="Arial" w:cs="Arial" w:eastAsia="Arial" w:hAnsi="Arial"/>
+          <w:b/>
+          <w:sz w:val="22"/>
+          <w:szCs w:val="22"/>
+        </w:rPr>
+        <w:t xml:space="preserve">Console workaround reverted.</w:t>
+      </w:r>
+      <w:r>
+        <w:rPr>
+          <w:rFonts w:ascii="Arial" w:cs="Arial" w:eastAsia="Arial" w:hAnsi="Arial"/>
+          <w:sz w:val="22"/>
+          <w:szCs w:val="22"/>
+        </w:rPr>
+        <w:t xml:space="preserve"> A software workaround (CONFIG_ESP_CONSOLE_NONE) was attempted to free GPIO1/GPIO3, but was reverted because it removes all ESP32 boot/log visibility, which is unacceptable during development. The committed state has the console enabled and the STM32→ESP32 direction accepted as non-observable on V2.</w:t>
+      </w:r>
+    </w:p>
+    <w:p>
+      <w:pPr>
+        <w:spacing w:after="60" w:before="60"/>
+      </w:pPr>
+      <w:r>
+        <w:rPr>
+          <w:rFonts w:ascii="Arial" w:cs="Arial" w:eastAsia="Arial" w:hAnsi="Arial"/>
+          <w:b/>
+          <w:sz w:val="22"/>
+          <w:szCs w:val="22"/>
+        </w:rPr>
+        <w:t xml:space="preserve">Boot contention.</w:t>
+      </w:r>
+      <w:r>
+        <w:rPr>
+          <w:rFonts w:ascii="Arial" w:cs="Arial" w:eastAsia="Arial" w:hAnsi="Arial"/>
+          <w:sz w:val="22"/>
+          <w:szCs w:val="22"/>
+        </w:rPr>
+        <w:t xml:space="preserve"> During ESP32 boot, STM32 activity on PA2 (its TX line) can corrupt the ESP32’s flash-read sequence, producing an intermittent “flash read err” that requires a second boot attempt. This is a direct symptom of the shared-wire contention and is harmless — the ESP32 recovers automatically.</w:t>
+      </w:r>
+    </w:p>
+    <w:p>
+      <w:pPr>
+        <w:spacing w:after="40" w:before="40"/>
+      </w:pPr>
+      <w:r>
+        <w:t xml:space="preserve"/>
+      </w:r>
+    </w:p>
+    <w:p>
+      <w:pPr>
+        <w:pStyle w:val="Heading2"/>
+        <w:spacing w:after="120" w:before="240"/>
+      </w:pPr>
+      <w:r>
+        <w:rPr>
+          <w:rFonts w:ascii="Arial" w:cs="Arial" w:eastAsia="Arial" w:hAnsi="Arial"/>
+          <w:b/>
+          <w:bCs/>
+          <w:sz w:val="26"/>
+          <w:szCs w:val="26"/>
+        </w:rPr>
+        <w:t xml:space="preserve">2.4 V3 Hardware Requirement</w:t>
+      </w:r>
+    </w:p>
+    <w:p>
+      <w:pPr>
+        <w:spacing w:after="80" w:before="80"/>
+      </w:pPr>
+      <w:r>
+        <w:rPr>
+          <w:rFonts w:ascii="Arial" w:cs="Arial" w:eastAsia="Arial" w:hAnsi="Arial"/>
+          <w:sz w:val="22"/>
+          <w:szCs w:val="22"/>
+        </w:rPr>
+        <w:t xml:space="preserve">The V3 PCB redesign MUST provide physically separate UART paths to resolve the bus contention described in Section 2.3. This is a hard requirement; the bidirectional PROTO-001 protocol cannot function correctly on shared wires.</w:t>
+      </w:r>
+    </w:p>
+    <w:p>
+      <w:pPr>
+        <w:spacing w:after="80" w:before="80"/>
+      </w:pPr>
+      <w:r>
+        <w:rPr>
+          <w:rFonts w:ascii="Arial" w:cs="Arial" w:eastAsia="Arial" w:hAnsi="Arial"/>
+          <w:b/>
+          <w:sz w:val="22"/>
+          <w:szCs w:val="22"/>
+        </w:rPr>
+        <w:t xml:space="preserve">Required V3 wiring:</w:t>
+      </w:r>
+    </w:p>
+    <w:p>
+      <w:pPr>
+        <w:spacing w:after="60" w:before="60"/>
+        <w:ind w:left="720"/>
+      </w:pPr>
+      <w:r>
+        <w:rPr>
+          <w:rFonts w:ascii="Arial" w:cs="Arial" w:eastAsia="Arial" w:hAnsi="Arial"/>
+          <w:sz w:val="22"/>
+          <w:szCs w:val="22"/>
+        </w:rPr>
+        <w:t xml:space="preserve">PROTO-001 protocol link: ESP32 UART2 GPIO16 (RX) / GPIO17 (TX) → STM32 PA3 (USART2_RX) / PA2 (USART2_TX). These pins must have no other function on the V3 board.</w:t>
+      </w:r>
+    </w:p>
+    <w:p>
+      <w:pPr>
+        <w:spacing w:after="60" w:before="60"/>
+        <w:ind w:left="720"/>
+      </w:pPr>
+      <w:r>
+        <w:rPr>
+          <w:rFonts w:ascii="Arial" w:cs="Arial" w:eastAsia="Arial" w:hAnsi="Arial"/>
+          <w:sz w:val="22"/>
+          <w:szCs w:val="22"/>
+        </w:rPr>
+        <w:t xml:space="preserve">Console/programming link: ESP32 UART0 GPIO1 (TX) / GPIO3 (RX) → FT232RL programming header only. No connection to the STM32.</w:t>
+      </w:r>
+    </w:p>
+    <w:p>
+      <w:pPr>
+        <w:spacing w:after="80" w:before="80"/>
+      </w:pPr>
+      <w:r>
+        <w:rPr>
+          <w:rFonts w:ascii="Arial" w:cs="Arial" w:eastAsia="Arial" w:hAnsi="Arial"/>
+          <w:sz w:val="22"/>
+          <w:szCs w:val="22"/>
+        </w:rPr>
+        <w:t xml:space="preserve">GPIO16 and GPIO17 are the conventional ESP32-WROOM-32 UART2 pins. They are not strapping pins and are not used by the flash interface, making them suitable for this purpose. The V3 PCB designer must confirm their availability against the final V3 schematic. The ESP32 firmware (uart_bridge.c) is already written for UART2 on GPIO16/17; only a one-line pin constant change is needed when V3 hardware is available.</w:t>
+      </w:r>
+    </w:p>
+    <w:p>
+      <w:pPr>
+        <w:spacing w:after="80" w:before="80"/>
+      </w:pPr>
+      <w:r>
+        <w:rPr>
+          <w:rFonts w:ascii="Arial" w:cs="Arial" w:eastAsia="Arial" w:hAnsi="Arial"/>
+          <w:b/>
+          <w:sz w:val="22"/>
+          <w:szCs w:val="22"/>
+        </w:rPr>
+        <w:t xml:space="preserve">Acceptance criterion:</w:t>
+      </w:r>
+      <w:r>
+        <w:rPr>
+          <w:rFonts w:ascii="Arial" w:cs="Arial" w:eastAsia="Arial" w:hAnsi="Arial"/>
+          <w:sz w:val="22"/>
+          <w:szCs w:val="22"/>
+        </w:rPr>
+        <w:t xml:space="preserve"> STM32 SHBT:1 heartbeat is cleanly received and displayed at the ESP32 console-side monitor without garbling, with the ESP32 console simultaneously active on GPIO1/GPIO3.</w:t>
       </w:r>
     </w:p>
     <w:p>
@@ -7930,43 +8531,53 @@
             <w:r>
               <w:rPr>
                 <w:rFonts w:ascii="Arial" w:cs="Arial" w:eastAsia="Arial" w:hAnsi="Arial"/>
-                <w:b w:val="false"/>
-                <w:bCs w:val="false"/>
-                <w:color w:val="000000"/>
-                <w:sz w:val="20"/>
-                <w:szCs w:val="20"/>
-              </w:rPr>
-              <w:t xml:space="preserve">USART2 RX path in STM32 firmware is currently used for debug console output only — no structured receive handler exists. This must be implemented before any ESP32 commands can be acted upon.</w:t>
-            </w:r>
-          </w:p>
-        </w:tc>
-        <w:tc>
-          <w:tcPr>
-            <w:tcBorders>
-              <w:top w:val="single" w:color="CCCCCC" w:sz="1"/>
-              <w:left w:val="single" w:color="CCCCCC" w:sz="1"/>
-              <w:bottom w:val="single" w:color="CCCCCC" w:sz="1"/>
-              <w:right w:val="single" w:color="CCCCCC" w:sz="1"/>
-            </w:tcBorders>
-            <w:shd w:fill="FFFFFF" w:val="clear"/>
-            <w:tcMar>
-              <w:top w:type="dxa" w:w="80"/>
-              <w:left w:type="dxa" w:w="120"/>
-              <w:bottom w:type="dxa" w:w="80"/>
-              <w:right w:type="dxa" w:w="120"/>
-            </w:tcMar>
-          </w:tcPr>
-          <w:p>
-            <w:r>
-              <w:rPr>
-                <w:rFonts w:ascii="Arial" w:cs="Arial" w:eastAsia="Arial" w:hAnsi="Arial"/>
-                <w:b w:val="false"/>
-                <w:bCs w:val="false"/>
-                <w:color w:val="000000"/>
-                <w:sz w:val="20"/>
-                <w:szCs w:val="20"/>
-              </w:rPr>
-              <w:t xml:space="preserve">The existing firmware does not parse incoming UART data. Start by adding a simple line-buffer accumulator in the USART2 IRQ handler before attempting full command dispatch.</w:t>
+                <w:b/>
+                <w:color w:val="000000"/>
+                <w:sz w:val="20"/>
+                <w:szCs w:val="20"/>
+              </w:rPr>
+              <w:t xml:space="preserve">RESOLVED (STM-RX1, commit 9d3c72e).</w:t>
+            </w:r>
+            <w:r>
+              <w:rPr>
+                <w:rFonts w:ascii="Arial" w:cs="Arial" w:eastAsia="Arial" w:hAnsi="Arial"/>
+                <w:b w:val="false"/>
+                <w:bCs w:val="false"/>
+                <w:color w:val="000000"/>
+                <w:sz w:val="20"/>
+                <w:szCs w:val="20"/>
+              </w:rPr>
+              <w:t xml:space="preserve"> USART2 RX path in STM32 firmware now has a full structured receive handler (uart_rx.c). The PROTO-001 parser is implemented with line buffering, command queue, validation, dispatch to existing channel/mode setters, and SHBT heartbeat. Hardware-verified: ESP32→STM32 command direction is fully functional.</w:t>
+            </w:r>
+          </w:p>
+        </w:tc>
+        <w:tc>
+          <w:tcPr>
+            <w:tcBorders>
+              <w:top w:val="single" w:color="CCCCCC" w:sz="1"/>
+              <w:left w:val="single" w:color="CCCCCC" w:sz="1"/>
+              <w:bottom w:val="single" w:color="CCCCCC" w:sz="1"/>
+              <w:right w:val="single" w:color="CCCCCC" w:sz="1"/>
+            </w:tcBorders>
+            <w:shd w:fill="FFFFFF" w:val="clear"/>
+            <w:tcMar>
+              <w:top w:type="dxa" w:w="80"/>
+              <w:left w:type="dxa" w:w="120"/>
+              <w:bottom w:type="dxa" w:w="80"/>
+              <w:right w:type="dxa" w:w="120"/>
+            </w:tcMar>
+          </w:tcPr>
+          <w:p>
+            <w:r>
+              <w:rPr>
+                <w:rFonts w:ascii="Arial" w:cs="Arial" w:eastAsia="Arial" w:hAnsi="Arial"/>
+                <w:b w:val="false"/>
+                <w:bCs w:val="false"/>
+                <w:color w:val="000000"/>
+                <w:sz w:val="20"/>
+                <w:szCs w:val="20"/>
+              </w:rPr>
+              <w:t xml:space="preserve">New open issue replacing this one: see Issue #1a below. The STM32→ESP32 direction, though correctly implemented, is not observable on V2 hardware due to shared bus contention. Resolved by V3 hardware (see Section 2.4).</w:t>
             </w:r>
           </w:p>
         </w:tc>
@@ -8001,6 +8612,101 @@
                 <w:sz w:val="20"/>
                 <w:szCs w:val="20"/>
               </w:rPr>
+              <w:t xml:space="preserve">1a</w:t>
+            </w:r>
+          </w:p>
+        </w:tc>
+        <w:tc>
+          <w:tcPr>
+            <w:tcBorders>
+              <w:top w:val="single" w:color="CCCCCC" w:sz="1"/>
+              <w:left w:val="single" w:color="CCCCCC" w:sz="1"/>
+              <w:bottom w:val="single" w:color="CCCCCC" w:sz="1"/>
+              <w:right w:val="single" w:color="CCCCCC" w:sz="1"/>
+            </w:tcBorders>
+            <w:shd w:fill="FFFFFF" w:val="clear"/>
+            <w:tcMar>
+              <w:top w:type="dxa" w:w="80"/>
+              <w:left w:type="dxa" w:w="120"/>
+              <w:bottom w:type="dxa" w:w="80"/>
+              <w:right w:type="dxa" w:w="120"/>
+            </w:tcMar>
+          </w:tcPr>
+          <w:p>
+            <w:r>
+              <w:rPr>
+                <w:rFonts w:ascii="Arial" w:cs="Arial" w:eastAsia="Arial" w:hAnsi="Arial"/>
+                <w:b w:val="false"/>
+                <w:bCs w:val="false"/>
+                <w:color w:val="000000"/>
+                <w:sz w:val="20"/>
+                <w:szCs w:val="20"/>
+              </w:rPr>
+              <w:t xml:space="preserve">OPEN — V2 shared-UART contention blocks bidirectional verification. The STM32→ESP32 status path (SHBT and S-prefixed messages) is correctly implemented in firmware but is not cleanly observable on V2 hardware due to bus contention on the shared GPIO1/GPIO3 wires (see Section 2.3). Full bidirectional verification requires V3 hardware with dedicated UART traces (see Section 2.4).</w:t>
+            </w:r>
+          </w:p>
+        </w:tc>
+        <w:tc>
+          <w:tcPr>
+            <w:tcBorders>
+              <w:top w:val="single" w:color="CCCCCC" w:sz="1"/>
+              <w:left w:val="single" w:color="CCCCCC" w:sz="1"/>
+              <w:bottom w:val="single" w:color="CCCCCC" w:sz="1"/>
+              <w:right w:val="single" w:color="CCCCCC" w:sz="1"/>
+            </w:tcBorders>
+            <w:shd w:fill="FFFFFF" w:val="clear"/>
+            <w:tcMar>
+              <w:top w:type="dxa" w:w="80"/>
+              <w:left w:type="dxa" w:w="120"/>
+              <w:bottom w:type="dxa" w:w="80"/>
+              <w:right w:type="dxa" w:w="120"/>
+            </w:tcMar>
+          </w:tcPr>
+          <w:p>
+            <w:r>
+              <w:rPr>
+                <w:rFonts w:ascii="Arial" w:cs="Arial" w:eastAsia="Arial" w:hAnsi="Arial"/>
+                <w:b w:val="false"/>
+                <w:bCs w:val="false"/>
+                <w:color w:val="000000"/>
+                <w:sz w:val="20"/>
+                <w:szCs w:val="20"/>
+              </w:rPr>
+              <w:t xml:space="preserve">Resolved by V3 PCB redesign. This is a hardware architecture limitation, not a firmware defect. Documented in V3_Hardware_Requirements.md as V3-REQ-001. No firmware workaround is practical without removing ESP32 console visibility.</w:t>
+            </w:r>
+          </w:p>
+        </w:tc>
+      </w:tr>
+      <w:tr>
+        <w:trPr>
+          <w:tblHeader w:val="false"/>
+        </w:trPr>
+        <w:tc>
+          <w:tcPr>
+            <w:tcBorders>
+              <w:top w:val="single" w:color="CCCCCC" w:sz="1"/>
+              <w:left w:val="single" w:color="CCCCCC" w:sz="1"/>
+              <w:bottom w:val="single" w:color="CCCCCC" w:sz="1"/>
+              <w:right w:val="single" w:color="CCCCCC" w:sz="1"/>
+            </w:tcBorders>
+            <w:shd w:fill="FFFFFF" w:val="clear"/>
+            <w:tcMar>
+              <w:top w:type="dxa" w:w="80"/>
+              <w:left w:type="dxa" w:w="120"/>
+              <w:bottom w:type="dxa" w:w="80"/>
+              <w:right w:type="dxa" w:w="120"/>
+            </w:tcMar>
+          </w:tcPr>
+          <w:p>
+            <w:r>
+              <w:rPr>
+                <w:rFonts w:ascii="Arial" w:cs="Arial" w:eastAsia="Arial" w:hAnsi="Arial"/>
+                <w:b w:val="false"/>
+                <w:bCs w:val="false"/>
+                <w:color w:val="000000"/>
+                <w:sz w:val="20"/>
+                <w:szCs w:val="20"/>
+              </w:rPr>
               <w:t xml:space="preserve">2</w:t>
             </w:r>
           </w:p>
@@ -8061,7 +8767,7 @@
                 <w:sz w:val="20"/>
                 <w:szCs w:val="20"/>
               </w:rPr>
-              <w:t xml:space="preserve">Document the hardware limitation in the web UI as 'not available on this unit' rather than hiding the channel entirely, to preserve UI consistency across V2/V3 units.</w:t>
+              <w:t xml:space="preserve">Document the hardware limitation in the web UI as ‘not available on this unit’ rather than hiding the channel entirely, to preserve UI consistency across V2/V3 units.</w:t>
             </w:r>
           </w:p>
         </w:tc>
@@ -8279,7 +8985,7 @@
           <w:sz w:val="18"/>
           <w:szCs w:val="18"/>
         </w:rPr>
-        <w:t xml:space="preserve">PROTO-001 Rev 1.0 — Embers Lighting Engineering — May 2026 — Draft</w:t>
+        <w:t xml:space="preserve">PROTO-001 Rev 1.1 — Embers Lighting Engineering — May 2026 — Draft</w:t>
       </w:r>
     </w:p>
     <w:sectPr>

--- a/PROTO-001_UART_Command_Protocol_Specification.docx
+++ b/PROTO-001_UART_Command_Protocol_Specification.docx
@@ -264,7 +264,7 @@
                 <w:sz w:val="20"/>
                 <w:szCs w:val="20"/>
               </w:rPr>
-              <w:t xml:space="preserve">1.1</w:t>
+              <w:t xml:space="preserve">1.2</w:t>
             </w:r>
           </w:p>
         </w:tc>
@@ -329,7 +329,7 @@
                 <w:sz w:val="20"/>
                 <w:szCs w:val="20"/>
               </w:rPr>
-              <w:t xml:space="preserve">May 2026 (Rev 1.1: May 2026)</w:t>
+              <w:t xml:space="preserve">May 2026 (Rev 1.2: May 2026)</w:t>
             </w:r>
           </w:p>
         </w:tc>
@@ -786,6 +786,59 @@
                 <w:szCs w:val="20"/>
               </w:rPr>
               <w:t xml:space="preserve">Documented V2 single-shared-UART hardware constraint and V3 dedicated-trace requirement (per ESP-6 + STM-RX1 session, commit 9d3c72e). Added: Section 2.1 ESP32 pin notes; Section 2.3 Known Hardware Limitations — MPU V2; Section 2.4 V3 Hardware Requirement; Open Issue #1 marked RESOLVED (parser implemented); new Open Issue #1a (V2 contention, resolved by V3).</w:t>
+            </w:r>
+          </w:p>
+        </w:tc>
+      </w:tr>
+      <w:tr>
+        <w:tc>
+          <w:tcPr>
+            <w:tcW w:w="1112" w:type="dxa"/>
+          </w:tcPr>
+          <w:p>
+            <w:r>
+              <w:rPr>
+                <w:rFonts w:ascii="Arial" w:hAnsi="Arial" w:cs="Arial"/>
+                <w:b w:val="false"/>
+                <w:color w:val="000000"/>
+                <w:sz w:val="20"/>
+                <w:szCs w:val="20"/>
+              </w:rPr>
+              <w:t>1.2</w:t>
+            </w:r>
+          </w:p>
+        </w:tc>
+        <w:tc>
+          <w:tcPr>
+            <w:tcW w:w="1512" w:type="dxa"/>
+          </w:tcPr>
+          <w:p>
+            <w:r>
+              <w:rPr>
+                <w:rFonts w:ascii="Arial" w:hAnsi="Arial" w:cs="Arial"/>
+                <w:b w:val="false"/>
+                <w:color w:val="000000"/>
+                <w:sz w:val="20"/>
+                <w:szCs w:val="20"/>
+              </w:rPr>
+              <w:t>May 2026</w:t>
+            </w:r>
+          </w:p>
+        </w:tc>
+        <w:tc>
+          <w:tcPr>
+            <w:tcW w:w="6816" w:type="dxa"/>
+          </w:tcPr>
+          <w:p>
+            <w:r>
+              <w:rPr>
+                <w:rFonts w:ascii="Arial" w:hAnsi="Arial" w:cs="Arial"/>
+                <w:b w:val="false"/>
+                <w:color w:val="000000"/>
+                <w:sz w:val="20"/>
+                <w:szCs w:val="20"/>
+              </w:rPr>
+              <w:t xml:space="preserve">Corrected false “White hardware-disabled” belief (session STM-WHT-AUDIT). White LED is fully functional on MPU V2. EWHT command handler in uart_rx.c now drives the White channel via SetWhiteLevel(), identical to ERED/EGRN/EBLU/EUVV. Section 2.3: White-disabled item removed. EWHT command table row corrected to working command. SWHT description corrected. Open Issue #2 (White disabled) removed. Hardware-verified on STM32F401RB MPU V2.</w:t>
             </w:r>
           </w:p>
         </w:tc>
@@ -4741,7 +4794,7 @@
                 <w:sz w:val="20"/>
                 <w:szCs w:val="20"/>
               </w:rPr>
-              <w:t xml:space="preserve">Set White channel brightness (Manual mode only). Hardware-disabled on V2 MPU.</w:t>
+              <w:t xml:space="preserve">Set White channel brightness (Manual mode only). Range 0–1000. Hardware-verified working on MPU V2.</w:t>
             </w:r>
           </w:p>
         </w:tc>
@@ -6180,7 +6233,7 @@
                 <w:sz w:val="20"/>
                 <w:szCs w:val="20"/>
               </w:rPr>
-              <w:t xml:space="preserve">Current White channel level. Reported as 0 on V2 MPU (hardware disabled).</w:t>
+              <w:t xml:space="preserve">Current White channel level. Range 0–1000.</w:t>
             </w:r>
           </w:p>
         </w:tc>
@@ -8737,37 +8790,37 @@
                 <w:sz w:val="20"/>
                 <w:szCs w:val="20"/>
               </w:rPr>
-              <w:t xml:space="preserve">White channel (EWHT/SWHT) is hardware-disabled on V2 MPU due to overvoltage damage. ESP32 should report white as 0 and reject EWHT commands gracefully rather than forwarding them.</w:t>
-            </w:r>
-          </w:p>
-        </w:tc>
-        <w:tc>
-          <w:tcPr>
-            <w:tcBorders>
-              <w:top w:val="single" w:color="CCCCCC" w:sz="1"/>
-              <w:left w:val="single" w:color="CCCCCC" w:sz="1"/>
-              <w:bottom w:val="single" w:color="CCCCCC" w:sz="1"/>
-              <w:right w:val="single" w:color="CCCCCC" w:sz="1"/>
-            </w:tcBorders>
-            <w:shd w:fill="FFFFFF" w:val="clear"/>
-            <w:tcMar>
-              <w:top w:type="dxa" w:w="80"/>
-              <w:left w:type="dxa" w:w="120"/>
-              <w:bottom w:type="dxa" w:w="80"/>
-              <w:right w:type="dxa" w:w="120"/>
-            </w:tcMar>
-          </w:tcPr>
-          <w:p>
-            <w:r>
-              <w:rPr>
-                <w:rFonts w:ascii="Arial" w:cs="Arial" w:eastAsia="Arial" w:hAnsi="Arial"/>
-                <w:b w:val="false"/>
-                <w:bCs w:val="false"/>
-                <w:color w:val="000000"/>
-                <w:sz w:val="20"/>
-                <w:szCs w:val="20"/>
-              </w:rPr>
-              <w:t xml:space="preserve">Document the hardware limitation in the web UI as ‘not available on this unit’ rather than hiding the channel entirely, to preserve UI consistency across V2/V3 units.</w:t>
+              <w:t xml:space="preserve">White channel (EWHT/SWHT) is fully functional on V2 MPU. EWHT commands are forwarded to the STM32 and drive the White LED normally, identical to ERED/EGRN/EBLU/EUVV.</w:t>
+            </w:r>
+          </w:p>
+        </w:tc>
+        <w:tc>
+          <w:tcPr>
+            <w:tcBorders>
+              <w:top w:val="single" w:color="CCCCCC" w:sz="1"/>
+              <w:left w:val="single" w:color="CCCCCC" w:sz="1"/>
+              <w:bottom w:val="single" w:color="CCCCCC" w:sz="1"/>
+              <w:right w:val="single" w:color="CCCCCC" w:sz="1"/>
+            </w:tcBorders>
+            <w:shd w:fill="FFFFFF" w:val="clear"/>
+            <w:tcMar>
+              <w:top w:type="dxa" w:w="80"/>
+              <w:left w:type="dxa" w:w="120"/>
+              <w:bottom w:type="dxa" w:w="80"/>
+              <w:right w:type="dxa" w:w="120"/>
+            </w:tcMar>
+          </w:tcPr>
+          <w:p>
+            <w:r>
+              <w:rPr>
+                <w:rFonts w:ascii="Arial" w:cs="Arial" w:eastAsia="Arial" w:hAnsi="Arial"/>
+                <w:b w:val="false"/>
+                <w:bCs w:val="false"/>
+                <w:color w:val="000000"/>
+                <w:sz w:val="20"/>
+                <w:szCs w:val="20"/>
+              </w:rPr>
+              <w:t xml:space="preserve">RESOLVED (STM-WHT-AUDIT). White hardware path confirmed functional. No UI workaround needed. Treat EWHT/SWHT identically to other channels.</w:t>
             </w:r>
           </w:p>
         </w:tc>
@@ -8985,7 +9038,7 @@
           <w:sz w:val="18"/>
           <w:szCs w:val="18"/>
         </w:rPr>
-        <w:t xml:space="preserve">PROTO-001 Rev 1.1 — Embers Lighting Engineering — May 2026 — Draft</w:t>
+        <w:t xml:space="preserve">PROTO-001 Rev 1.2 — Embers Lighting Engineering — May 2026 — Draft</w:t>
       </w:r>
     </w:p>
     <w:sectPr>
